--- a/docs/files/Corporate_Governance_Statement__Policy_2026-06.docx
+++ b/docs/files/Corporate_Governance_Statement__Policy_2026-06.docx
@@ -19,7 +19,7 @@
               <a:graphicData uri="http://schemas.openxmlformats.org/drawingml/2006/picture">
                 <pic:pic>
                   <pic:nvPicPr>
-                    <pic:cNvPr id="0" name="tmpqpmziyyz.png"/>
+                    <pic:cNvPr id="0" name="tmppem_5aq4.png"/>
                     <pic:cNvPicPr/>
                   </pic:nvPicPr>
                   <pic:blipFill>
@@ -4684,7 +4684,7 @@
           <w:color w:val="1C4076"/>
           <w:sz w:val="28"/>
         </w:rPr>
-        <w:t>Management structure</w:t>
+        <w:t>1 Management structure</w:t>
       </w:r>
     </w:p>
     <w:p>
@@ -4716,7 +4716,7 @@
           <w:color w:val="1C4076"/>
           <w:sz w:val="28"/>
         </w:rPr>
-        <w:t>Board of Directors</w:t>
+        <w:t>2 Board of Directors</w:t>
       </w:r>
     </w:p>
     <w:p>
@@ -4780,7 +4780,7 @@
           <w:color w:val="1C4076"/>
           <w:sz w:val="28"/>
         </w:rPr>
-        <w:t>Board committees</w:t>
+        <w:t>3 Board committees</w:t>
       </w:r>
     </w:p>
     <w:p>
@@ -4940,7 +4940,7 @@
           <w:color w:val="1C4076"/>
           <w:sz w:val="28"/>
         </w:rPr>
-        <w:t>Executive Management</w:t>
+        <w:t>4 Executive Management</w:t>
       </w:r>
     </w:p>
     <w:p>
@@ -4992,7 +4992,7 @@
           <w:color w:val="1C4076"/>
           <w:sz w:val="28"/>
         </w:rPr>
-        <w:t>Internal control and financial reporting procedures</w:t>
+        <w:t>5 Internal control and financial reporting procedures</w:t>
       </w:r>
     </w:p>
     <w:p>
@@ -5024,7 +5024,7 @@
           <w:color w:val="1C4076"/>
           <w:sz w:val="28"/>
         </w:rPr>
-        <w:t>Danish Corporate Governance Recommendations</w:t>
+        <w:t>6 Danish Corporate Governance Recommendations</w:t>
       </w:r>
     </w:p>
     <w:p>
